--- a/docs/word/README.docx
+++ b/docs/word/README.docx
@@ -1801,6 +1801,72 @@
               <w:rPr>
                 <w:sz w:val="18"/>
               </w:rPr>
+              <w:t>ШК-10-05</w:t>
+            </w:r>
+          </w:p>
+        </w:tc>
+        <w:tc>
+          <w:tcPr>
+            <w:tcW w:type="dxa" w:w="3324"/>
+          </w:tcPr>
+          <w:p>
+            <w:pPr>
+              <w:spacing w:after="20"/>
+            </w:pPr>
+            <w:r>
+              <w:rPr>
+                <w:sz w:val="18"/>
+              </w:rPr>
+            </w:r>
+            <w:r>
+              <w:rPr>
+                <w:sz w:val="18"/>
+              </w:rPr>
+              <w:t>Отчёт о завершении этапа 0</w:t>
+            </w:r>
+          </w:p>
+        </w:tc>
+        <w:tc>
+          <w:tcPr>
+            <w:tcW w:type="dxa" w:w="3324"/>
+          </w:tcPr>
+          <w:p>
+            <w:pPr>
+              <w:spacing w:after="20"/>
+            </w:pPr>
+            <w:r>
+              <w:rPr>
+                <w:sz w:val="18"/>
+              </w:rPr>
+            </w:r>
+            <w:r>
+              <w:rPr>
+                <w:rFonts w:ascii="Consolas" w:hAnsi="Consolas"/>
+                <w:sz w:val="18"/>
+              </w:rPr>
+              <w:t>10-reporting/05-otchet-o-zavershenii-etapa-0.md</w:t>
+            </w:r>
+          </w:p>
+        </w:tc>
+      </w:tr>
+      <w:tr>
+        <w:tc>
+          <w:tcPr>
+            <w:tcW w:type="dxa" w:w="3324"/>
+          </w:tcPr>
+          <w:p>
+            <w:pPr>
+              <w:spacing w:after="20"/>
+            </w:pPr>
+            <w:r>
+              <w:rPr>
+                <w:sz w:val="18"/>
+              </w:rPr>
+            </w:r>
+            <w:r>
+              <w:rPr>
+                <w:sz w:val="18"/>
+              </w:rPr>
               <w:t>ШК-11-01</w:t>
             </w:r>
           </w:p>

--- a/docs/word/README.docx
+++ b/docs/word/README.docx
@@ -229,7 +229,7 @@
         <w:t>Версия пакета:</w:t>
       </w:r>
       <w:r>
-        <w:t xml:space="preserve"> 0.1 (черновик для согласования)</w:t>
+        <w:t xml:space="preserve"> 0.2 (рабочая документация этапа 1)</w:t>
       </w:r>
     </w:p>
     <w:p>
@@ -987,6 +987,72 @@
                 <w:sz w:val="18"/>
               </w:rPr>
               <w:t>03-architecture/02-blok-shema.md</w:t>
+            </w:r>
+          </w:p>
+        </w:tc>
+      </w:tr>
+      <w:tr>
+        <w:tc>
+          <w:tcPr>
+            <w:tcW w:type="dxa" w:w="3324"/>
+          </w:tcPr>
+          <w:p>
+            <w:pPr>
+              <w:spacing w:after="20"/>
+            </w:pPr>
+            <w:r>
+              <w:rPr>
+                <w:sz w:val="18"/>
+              </w:rPr>
+            </w:r>
+            <w:r>
+              <w:rPr>
+                <w:sz w:val="18"/>
+              </w:rPr>
+              <w:t>ШК-03-03</w:t>
+            </w:r>
+          </w:p>
+        </w:tc>
+        <w:tc>
+          <w:tcPr>
+            <w:tcW w:type="dxa" w:w="3324"/>
+          </w:tcPr>
+          <w:p>
+            <w:pPr>
+              <w:spacing w:after="20"/>
+            </w:pPr>
+            <w:r>
+              <w:rPr>
+                <w:sz w:val="18"/>
+              </w:rPr>
+            </w:r>
+            <w:r>
+              <w:rPr>
+                <w:sz w:val="18"/>
+              </w:rPr>
+              <w:t>API пилотного контура</w:t>
+            </w:r>
+          </w:p>
+        </w:tc>
+        <w:tc>
+          <w:tcPr>
+            <w:tcW w:type="dxa" w:w="3324"/>
+          </w:tcPr>
+          <w:p>
+            <w:pPr>
+              <w:spacing w:after="20"/>
+            </w:pPr>
+            <w:r>
+              <w:rPr>
+                <w:sz w:val="18"/>
+              </w:rPr>
+            </w:r>
+            <w:r>
+              <w:rPr>
+                <w:rFonts w:ascii="Consolas" w:hAnsi="Consolas"/>
+                <w:sz w:val="18"/>
+              </w:rPr>
+              <w:t>03-architecture/03-api.md</w:t>
             </w:r>
           </w:p>
         </w:tc>
@@ -1867,6 +1933,72 @@
               <w:rPr>
                 <w:sz w:val="18"/>
               </w:rPr>
+              <w:t>ШК-10-06</w:t>
+            </w:r>
+          </w:p>
+        </w:tc>
+        <w:tc>
+          <w:tcPr>
+            <w:tcW w:type="dxa" w:w="3324"/>
+          </w:tcPr>
+          <w:p>
+            <w:pPr>
+              <w:spacing w:after="20"/>
+            </w:pPr>
+            <w:r>
+              <w:rPr>
+                <w:sz w:val="18"/>
+              </w:rPr>
+            </w:r>
+            <w:r>
+              <w:rPr>
+                <w:sz w:val="18"/>
+              </w:rPr>
+              <w:t>Отчёт о завершении этапа 1</w:t>
+            </w:r>
+          </w:p>
+        </w:tc>
+        <w:tc>
+          <w:tcPr>
+            <w:tcW w:type="dxa" w:w="3324"/>
+          </w:tcPr>
+          <w:p>
+            <w:pPr>
+              <w:spacing w:after="20"/>
+            </w:pPr>
+            <w:r>
+              <w:rPr>
+                <w:sz w:val="18"/>
+              </w:rPr>
+            </w:r>
+            <w:r>
+              <w:rPr>
+                <w:rFonts w:ascii="Consolas" w:hAnsi="Consolas"/>
+                <w:sz w:val="18"/>
+              </w:rPr>
+              <w:t>10-reporting/06-otchet-o-zavershenii-etapa-1.md</w:t>
+            </w:r>
+          </w:p>
+        </w:tc>
+      </w:tr>
+      <w:tr>
+        <w:tc>
+          <w:tcPr>
+            <w:tcW w:type="dxa" w:w="3324"/>
+          </w:tcPr>
+          <w:p>
+            <w:pPr>
+              <w:spacing w:after="20"/>
+            </w:pPr>
+            <w:r>
+              <w:rPr>
+                <w:sz w:val="18"/>
+              </w:rPr>
+            </w:r>
+            <w:r>
+              <w:rPr>
+                <w:sz w:val="18"/>
+              </w:rPr>
               <w:t>ШК-11-01</w:t>
             </w:r>
           </w:p>
@@ -1917,6 +2049,43 @@
       </w:tr>
     </w:tbl>
     <w:p/>
+    <w:p>
+      <w:r>
+        <w:t>Актуальный объединённый пакет DOCX:</w:t>
+      </w:r>
+    </w:p>
+    <w:p>
+      <w:r>
+        <w:rPr>
+          <w:rFonts w:ascii="Consolas" w:hAnsi="Consolas"/>
+          <w:sz w:val="18"/>
+        </w:rPr>
+        <w:t>word/ЕООП_Школьник_Полный_пакет_документации_v0.2.docx</w:t>
+      </w:r>
+      <w:r>
+        <w:t>.</w:t>
+      </w:r>
+    </w:p>
+    <w:p>
+      <w:r>
+        <w:t xml:space="preserve">Файл без суффикса </w:t>
+      </w:r>
+      <w:r>
+        <w:rPr>
+          <w:rFonts w:ascii="Consolas" w:hAnsi="Consolas"/>
+          <w:sz w:val="18"/>
+        </w:rPr>
+        <w:t>_v0.2</w:t>
+      </w:r>
+      <w:r>
+        <w:t xml:space="preserve"> оставлен как предыдущая версия и может быть открыт</w:t>
+      </w:r>
+    </w:p>
+    <w:p>
+      <w:r>
+        <w:t>в Word; после закрытия его можно заменить актуальным.</w:t>
+      </w:r>
+    </w:p>
     <w:p>
       <w:pPr>
         <w:pStyle w:val="Heading2"/>

--- a/docs/word/README.docx
+++ b/docs/word/README.docx
@@ -229,7 +229,7 @@
         <w:t>Версия пакета:</w:t>
       </w:r>
       <w:r>
-        <w:t xml:space="preserve"> 0.2 (рабочая документация этапа 1)</w:t>
+        <w:t xml:space="preserve"> 0.3 (рабочая документация этапа 2)</w:t>
       </w:r>
     </w:p>
     <w:p>
@@ -240,7 +240,7 @@
         <w:t>Дата:</w:t>
       </w:r>
       <w:r>
-        <w:t xml:space="preserve"> 27.10.2026</w:t>
+        <w:t xml:space="preserve"> 29.10.2026</w:t>
       </w:r>
     </w:p>
     <w:p>
@@ -1999,6 +1999,72 @@
               <w:rPr>
                 <w:sz w:val="18"/>
               </w:rPr>
+              <w:t>ШК-10-07</w:t>
+            </w:r>
+          </w:p>
+        </w:tc>
+        <w:tc>
+          <w:tcPr>
+            <w:tcW w:type="dxa" w:w="3324"/>
+          </w:tcPr>
+          <w:p>
+            <w:pPr>
+              <w:spacing w:after="20"/>
+            </w:pPr>
+            <w:r>
+              <w:rPr>
+                <w:sz w:val="18"/>
+              </w:rPr>
+            </w:r>
+            <w:r>
+              <w:rPr>
+                <w:sz w:val="18"/>
+              </w:rPr>
+              <w:t>Отчёт о тестировании API LMS</w:t>
+            </w:r>
+          </w:p>
+        </w:tc>
+        <w:tc>
+          <w:tcPr>
+            <w:tcW w:type="dxa" w:w="3324"/>
+          </w:tcPr>
+          <w:p>
+            <w:pPr>
+              <w:spacing w:after="20"/>
+            </w:pPr>
+            <w:r>
+              <w:rPr>
+                <w:sz w:val="18"/>
+              </w:rPr>
+            </w:r>
+            <w:r>
+              <w:rPr>
+                <w:rFonts w:ascii="Consolas" w:hAnsi="Consolas"/>
+                <w:sz w:val="18"/>
+              </w:rPr>
+              <w:t>10-reporting/07-otchet-o-testirovanii-lms-api.md</w:t>
+            </w:r>
+          </w:p>
+        </w:tc>
+      </w:tr>
+      <w:tr>
+        <w:tc>
+          <w:tcPr>
+            <w:tcW w:type="dxa" w:w="3324"/>
+          </w:tcPr>
+          <w:p>
+            <w:pPr>
+              <w:spacing w:after="20"/>
+            </w:pPr>
+            <w:r>
+              <w:rPr>
+                <w:sz w:val="18"/>
+              </w:rPr>
+            </w:r>
+            <w:r>
+              <w:rPr>
+                <w:sz w:val="18"/>
+              </w:rPr>
               <w:t>ШК-11-01</w:t>
             </w:r>
           </w:p>
@@ -2060,7 +2126,7 @@
           <w:rFonts w:ascii="Consolas" w:hAnsi="Consolas"/>
           <w:sz w:val="18"/>
         </w:rPr>
-        <w:t>word/ЕООП_Школьник_Полный_пакет_документации_v0.2.docx</w:t>
+        <w:t>word/ЕООП_Школьник_Полный_пакет_документации_v0.3.docx</w:t>
       </w:r>
       <w:r>
         <w:t>.</w:t>
@@ -2068,7 +2134,7 @@
     </w:p>
     <w:p>
       <w:r>
-        <w:t xml:space="preserve">Файл без суффикса </w:t>
+        <w:t xml:space="preserve">Файлы без суффикса версии и </w:t>
       </w:r>
       <w:r>
         <w:rPr>
@@ -2078,12 +2144,12 @@
         <w:t>_v0.2</w:t>
       </w:r>
       <w:r>
-        <w:t xml:space="preserve"> оставлен как предыдущая версия и может быть открыт</w:t>
+        <w:t xml:space="preserve"> оставлены как предыдущие версии; после</w:t>
       </w:r>
     </w:p>
     <w:p>
       <w:r>
-        <w:t>в Word; после закрытия его можно заменить актуальным.</w:t>
+        <w:t>закрытия их можно заменить актуальным.</w:t>
       </w:r>
     </w:p>
     <w:p>

--- a/docs/word/README.docx
+++ b/docs/word/README.docx
@@ -229,7 +229,7 @@
         <w:t>Версия пакета:</w:t>
       </w:r>
       <w:r>
-        <w:t xml:space="preserve"> 0.3 (рабочая документация этапа 2)</w:t>
+        <w:t xml:space="preserve"> 0.4 (рабочая документация этапа 2)</w:t>
       </w:r>
     </w:p>
     <w:p>
@@ -2065,6 +2065,72 @@
               <w:rPr>
                 <w:sz w:val="18"/>
               </w:rPr>
+              <w:t>ШК-10-08</w:t>
+            </w:r>
+          </w:p>
+        </w:tc>
+        <w:tc>
+          <w:tcPr>
+            <w:tcW w:type="dxa" w:w="3324"/>
+          </w:tcPr>
+          <w:p>
+            <w:pPr>
+              <w:spacing w:after="20"/>
+            </w:pPr>
+            <w:r>
+              <w:rPr>
+                <w:sz w:val="18"/>
+              </w:rPr>
+            </w:r>
+            <w:r>
+              <w:rPr>
+                <w:sz w:val="18"/>
+              </w:rPr>
+              <w:t>Отчёт о тестировании API assessment</w:t>
+            </w:r>
+          </w:p>
+        </w:tc>
+        <w:tc>
+          <w:tcPr>
+            <w:tcW w:type="dxa" w:w="3324"/>
+          </w:tcPr>
+          <w:p>
+            <w:pPr>
+              <w:spacing w:after="20"/>
+            </w:pPr>
+            <w:r>
+              <w:rPr>
+                <w:sz w:val="18"/>
+              </w:rPr>
+            </w:r>
+            <w:r>
+              <w:rPr>
+                <w:rFonts w:ascii="Consolas" w:hAnsi="Consolas"/>
+                <w:sz w:val="18"/>
+              </w:rPr>
+              <w:t>10-reporting/08-otchet-o-testirovanii-assessment-api.md</w:t>
+            </w:r>
+          </w:p>
+        </w:tc>
+      </w:tr>
+      <w:tr>
+        <w:tc>
+          <w:tcPr>
+            <w:tcW w:type="dxa" w:w="3324"/>
+          </w:tcPr>
+          <w:p>
+            <w:pPr>
+              <w:spacing w:after="20"/>
+            </w:pPr>
+            <w:r>
+              <w:rPr>
+                <w:sz w:val="18"/>
+              </w:rPr>
+            </w:r>
+            <w:r>
+              <w:rPr>
+                <w:sz w:val="18"/>
+              </w:rPr>
               <w:t>ШК-11-01</w:t>
             </w:r>
           </w:p>
@@ -2126,7 +2192,7 @@
           <w:rFonts w:ascii="Consolas" w:hAnsi="Consolas"/>
           <w:sz w:val="18"/>
         </w:rPr>
-        <w:t>word/ЕООП_Школьник_Полный_пакет_документации_v0.3.docx</w:t>
+        <w:t>word/ЕООП_Школьник_Полный_пакет_документации_v0.4.docx</w:t>
       </w:r>
       <w:r>
         <w:t>.</w:t>
@@ -2134,7 +2200,7 @@
     </w:p>
     <w:p>
       <w:r>
-        <w:t xml:space="preserve">Файлы без суффикса версии и </w:t>
+        <w:t xml:space="preserve">Файлы без суффикса версии, </w:t>
       </w:r>
       <w:r>
         <w:rPr>
@@ -2144,12 +2210,22 @@
         <w:t>_v0.2</w:t>
       </w:r>
       <w:r>
-        <w:t xml:space="preserve"> оставлены как предыдущие версии; после</w:t>
+        <w:t xml:space="preserve"> и </w:t>
+      </w:r>
+      <w:r>
+        <w:rPr>
+          <w:rFonts w:ascii="Consolas" w:hAnsi="Consolas"/>
+          <w:sz w:val="18"/>
+        </w:rPr>
+        <w:t>_v0.3</w:t>
+      </w:r>
+      <w:r>
+        <w:t xml:space="preserve"> оставлены как предыдущие версии;</w:t>
       </w:r>
     </w:p>
     <w:p>
       <w:r>
-        <w:t>закрытия их можно заменить актуальным.</w:t>
+        <w:t>после закрытия их можно заменить актуальным.</w:t>
       </w:r>
     </w:p>
     <w:p>

--- a/docs/word/README.docx
+++ b/docs/word/README.docx
@@ -229,7 +229,7 @@
         <w:t>Версия пакета:</w:t>
       </w:r>
       <w:r>
-        <w:t xml:space="preserve"> 0.4 (рабочая документация этапа 2)</w:t>
+        <w:t xml:space="preserve"> 0.5 (рабочая документация этапа 2)</w:t>
       </w:r>
     </w:p>
     <w:p>
@@ -2131,6 +2131,72 @@
               <w:rPr>
                 <w:sz w:val="18"/>
               </w:rPr>
+              <w:t>ШК-10-09</w:t>
+            </w:r>
+          </w:p>
+        </w:tc>
+        <w:tc>
+          <w:tcPr>
+            <w:tcW w:type="dxa" w:w="3324"/>
+          </w:tcPr>
+          <w:p>
+            <w:pPr>
+              <w:spacing w:after="20"/>
+            </w:pPr>
+            <w:r>
+              <w:rPr>
+                <w:sz w:val="18"/>
+              </w:rPr>
+            </w:r>
+            <w:r>
+              <w:rPr>
+                <w:sz w:val="18"/>
+              </w:rPr>
+              <w:t>Отчёт о тестировании API journal</w:t>
+            </w:r>
+          </w:p>
+        </w:tc>
+        <w:tc>
+          <w:tcPr>
+            <w:tcW w:type="dxa" w:w="3324"/>
+          </w:tcPr>
+          <w:p>
+            <w:pPr>
+              <w:spacing w:after="20"/>
+            </w:pPr>
+            <w:r>
+              <w:rPr>
+                <w:sz w:val="18"/>
+              </w:rPr>
+            </w:r>
+            <w:r>
+              <w:rPr>
+                <w:rFonts w:ascii="Consolas" w:hAnsi="Consolas"/>
+                <w:sz w:val="18"/>
+              </w:rPr>
+              <w:t>10-reporting/09-otchet-o-testirovanii-journal-api.md</w:t>
+            </w:r>
+          </w:p>
+        </w:tc>
+      </w:tr>
+      <w:tr>
+        <w:tc>
+          <w:tcPr>
+            <w:tcW w:type="dxa" w:w="3324"/>
+          </w:tcPr>
+          <w:p>
+            <w:pPr>
+              <w:spacing w:after="20"/>
+            </w:pPr>
+            <w:r>
+              <w:rPr>
+                <w:sz w:val="18"/>
+              </w:rPr>
+            </w:r>
+            <w:r>
+              <w:rPr>
+                <w:sz w:val="18"/>
+              </w:rPr>
               <w:t>ШК-11-01</w:t>
             </w:r>
           </w:p>
@@ -2192,7 +2258,7 @@
           <w:rFonts w:ascii="Consolas" w:hAnsi="Consolas"/>
           <w:sz w:val="18"/>
         </w:rPr>
-        <w:t>word/ЕООП_Школьник_Полный_пакет_документации_v0.4.docx</w:t>
+        <w:t>word/ЕООП_Школьник_Полный_пакет_документации_v0.5.docx</w:t>
       </w:r>
       <w:r>
         <w:t>.</w:t>
@@ -2210,7 +2276,7 @@
         <w:t>_v0.2</w:t>
       </w:r>
       <w:r>
-        <w:t xml:space="preserve"> и </w:t>
+        <w:t xml:space="preserve">, </w:t>
       </w:r>
       <w:r>
         <w:rPr>
@@ -2220,12 +2286,22 @@
         <w:t>_v0.3</w:t>
       </w:r>
       <w:r>
-        <w:t xml:space="preserve"> оставлены как предыдущие версии;</w:t>
+        <w:t xml:space="preserve"> и </w:t>
+      </w:r>
+      <w:r>
+        <w:rPr>
+          <w:rFonts w:ascii="Consolas" w:hAnsi="Consolas"/>
+          <w:sz w:val="18"/>
+        </w:rPr>
+        <w:t>_v0.4</w:t>
+      </w:r>
+      <w:r>
+        <w:t xml:space="preserve"> оставлены как предыдущие</w:t>
       </w:r>
     </w:p>
     <w:p>
       <w:r>
-        <w:t>после закрытия их можно заменить актуальным.</w:t>
+        <w:t>версии; после закрытия их можно заменить актуальным.</w:t>
       </w:r>
     </w:p>
     <w:p>

--- a/docs/word/README.docx
+++ b/docs/word/README.docx
@@ -63,7 +63,7 @@
           </w:tcPr>
           <w:p>
             <w:r>
-              <w:t>0.1</w:t>
+              <w:t>0.6</w:t>
             </w:r>
           </w:p>
         </w:tc>
@@ -115,7 +115,7 @@
           </w:tcPr>
           <w:p>
             <w:r>
-              <w:t>27.10.2026</w:t>
+              <w:t>30.10.2026</w:t>
             </w:r>
           </w:p>
         </w:tc>
@@ -229,7 +229,7 @@
         <w:t>Версия пакета:</w:t>
       </w:r>
       <w:r>
-        <w:t xml:space="preserve"> 0.5 (рабочая документация этапа 2)</w:t>
+        <w:t xml:space="preserve"> 0.6 (рабочая документация этапа 2)</w:t>
       </w:r>
     </w:p>
     <w:p>
@@ -240,7 +240,7 @@
         <w:t>Дата:</w:t>
       </w:r>
       <w:r>
-        <w:t xml:space="preserve"> 29.10.2026</w:t>
+        <w:t xml:space="preserve"> 30.10.2026</w:t>
       </w:r>
     </w:p>
     <w:p>
@@ -1075,6 +1075,138 @@
               <w:rPr>
                 <w:sz w:val="18"/>
               </w:rPr>
+              <w:t>ШК-03-04</w:t>
+            </w:r>
+          </w:p>
+        </w:tc>
+        <w:tc>
+          <w:tcPr>
+            <w:tcW w:type="dxa" w:w="3324"/>
+          </w:tcPr>
+          <w:p>
+            <w:pPr>
+              <w:spacing w:after="20"/>
+            </w:pPr>
+            <w:r>
+              <w:rPr>
+                <w:sz w:val="18"/>
+              </w:rPr>
+            </w:r>
+            <w:r>
+              <w:rPr>
+                <w:sz w:val="18"/>
+              </w:rPr>
+              <w:t>Микросервисная архитектура</w:t>
+            </w:r>
+          </w:p>
+        </w:tc>
+        <w:tc>
+          <w:tcPr>
+            <w:tcW w:type="dxa" w:w="3324"/>
+          </w:tcPr>
+          <w:p>
+            <w:pPr>
+              <w:spacing w:after="20"/>
+            </w:pPr>
+            <w:r>
+              <w:rPr>
+                <w:sz w:val="18"/>
+              </w:rPr>
+            </w:r>
+            <w:r>
+              <w:rPr>
+                <w:rFonts w:ascii="Consolas" w:hAnsi="Consolas"/>
+                <w:sz w:val="18"/>
+              </w:rPr>
+              <w:t>03-architecture/04-mikroservisy.md</w:t>
+            </w:r>
+          </w:p>
+        </w:tc>
+      </w:tr>
+      <w:tr>
+        <w:tc>
+          <w:tcPr>
+            <w:tcW w:type="dxa" w:w="3324"/>
+          </w:tcPr>
+          <w:p>
+            <w:pPr>
+              <w:spacing w:after="20"/>
+            </w:pPr>
+            <w:r>
+              <w:rPr>
+                <w:sz w:val="18"/>
+              </w:rPr>
+            </w:r>
+            <w:r>
+              <w:rPr>
+                <w:sz w:val="18"/>
+              </w:rPr>
+              <w:t>ШК-03-05</w:t>
+            </w:r>
+          </w:p>
+        </w:tc>
+        <w:tc>
+          <w:tcPr>
+            <w:tcW w:type="dxa" w:w="3324"/>
+          </w:tcPr>
+          <w:p>
+            <w:pPr>
+              <w:spacing w:after="20"/>
+            </w:pPr>
+            <w:r>
+              <w:rPr>
+                <w:sz w:val="18"/>
+              </w:rPr>
+            </w:r>
+            <w:r>
+              <w:rPr>
+                <w:sz w:val="18"/>
+              </w:rPr>
+              <w:t>Группы пользователей и права</w:t>
+            </w:r>
+          </w:p>
+        </w:tc>
+        <w:tc>
+          <w:tcPr>
+            <w:tcW w:type="dxa" w:w="3324"/>
+          </w:tcPr>
+          <w:p>
+            <w:pPr>
+              <w:spacing w:after="20"/>
+            </w:pPr>
+            <w:r>
+              <w:rPr>
+                <w:sz w:val="18"/>
+              </w:rPr>
+            </w:r>
+            <w:r>
+              <w:rPr>
+                <w:rFonts w:ascii="Consolas" w:hAnsi="Consolas"/>
+                <w:sz w:val="18"/>
+              </w:rPr>
+              <w:t>03-architecture/05-gruppy-i-prava.md</w:t>
+            </w:r>
+          </w:p>
+        </w:tc>
+      </w:tr>
+      <w:tr>
+        <w:tc>
+          <w:tcPr>
+            <w:tcW w:type="dxa" w:w="3324"/>
+          </w:tcPr>
+          <w:p>
+            <w:pPr>
+              <w:spacing w:after="20"/>
+            </w:pPr>
+            <w:r>
+              <w:rPr>
+                <w:sz w:val="18"/>
+              </w:rPr>
+            </w:r>
+            <w:r>
+              <w:rPr>
+                <w:sz w:val="18"/>
+              </w:rPr>
               <w:t>ШК-04-01</w:t>
             </w:r>
           </w:p>
@@ -1119,6 +1251,72 @@
                 <w:sz w:val="18"/>
               </w:rPr>
               <w:t>04-data/01-model-dannyh.md</w:t>
+            </w:r>
+          </w:p>
+        </w:tc>
+      </w:tr>
+      <w:tr>
+        <w:tc>
+          <w:tcPr>
+            <w:tcW w:type="dxa" w:w="3324"/>
+          </w:tcPr>
+          <w:p>
+            <w:pPr>
+              <w:spacing w:after="20"/>
+            </w:pPr>
+            <w:r>
+              <w:rPr>
+                <w:sz w:val="18"/>
+              </w:rPr>
+            </w:r>
+            <w:r>
+              <w:rPr>
+                <w:sz w:val="18"/>
+              </w:rPr>
+              <w:t>ШК-04-02</w:t>
+            </w:r>
+          </w:p>
+        </w:tc>
+        <w:tc>
+          <w:tcPr>
+            <w:tcW w:type="dxa" w:w="3324"/>
+          </w:tcPr>
+          <w:p>
+            <w:pPr>
+              <w:spacing w:after="20"/>
+            </w:pPr>
+            <w:r>
+              <w:rPr>
+                <w:sz w:val="18"/>
+              </w:rPr>
+            </w:r>
+            <w:r>
+              <w:rPr>
+                <w:sz w:val="18"/>
+              </w:rPr>
+              <w:t>Модель групп, прав и сервисов</w:t>
+            </w:r>
+          </w:p>
+        </w:tc>
+        <w:tc>
+          <w:tcPr>
+            <w:tcW w:type="dxa" w:w="3324"/>
+          </w:tcPr>
+          <w:p>
+            <w:pPr>
+              <w:spacing w:after="20"/>
+            </w:pPr>
+            <w:r>
+              <w:rPr>
+                <w:sz w:val="18"/>
+              </w:rPr>
+            </w:r>
+            <w:r>
+              <w:rPr>
+                <w:rFonts w:ascii="Consolas" w:hAnsi="Consolas"/>
+                <w:sz w:val="18"/>
+              </w:rPr>
+              <w:t>04-data/02-model-grupp-prav-i-servisov.md</w:t>
             </w:r>
           </w:p>
         </w:tc>
@@ -2258,7 +2456,7 @@
           <w:rFonts w:ascii="Consolas" w:hAnsi="Consolas"/>
           <w:sz w:val="18"/>
         </w:rPr>
-        <w:t>word/ЕООП_Школьник_Полный_пакет_документации_v0.5.docx</w:t>
+        <w:t>word/ЕООП_Школьник_Полный_пакет_документации_v0.6.docx</w:t>
       </w:r>
       <w:r>
         <w:t>.</w:t>
@@ -2403,7 +2601,7 @@
       <w:jc w:val="center"/>
     </w:pPr>
     <w:r>
-      <w:t xml:space="preserve">ЕООП «Школьник» · 0.1 · </w:t>
+      <w:t xml:space="preserve">ЕООП «Школьник» · 0.6 · </w:t>
     </w:r>
     <w:r>
       <w:fldChar w:fldCharType="begin"/>

--- a/docs/word/README.docx
+++ b/docs/word/README.docx
@@ -63,7 +63,7 @@
           </w:tcPr>
           <w:p>
             <w:r>
-              <w:t>0.6</w:t>
+              <w:t>0.7</w:t>
             </w:r>
           </w:p>
         </w:tc>
@@ -229,7 +229,7 @@
         <w:t>Версия пакета:</w:t>
       </w:r>
       <w:r>
-        <w:t xml:space="preserve"> 0.6 (рабочая документация этапа 2)</w:t>
+        <w:t xml:space="preserve"> 0.7 (рабочая документация этапа 2)</w:t>
       </w:r>
     </w:p>
     <w:p>
@@ -1185,6 +1185,72 @@
                 <w:sz w:val="18"/>
               </w:rPr>
               <w:t>03-architecture/05-gruppy-i-prava.md</w:t>
+            </w:r>
+          </w:p>
+        </w:tc>
+      </w:tr>
+      <w:tr>
+        <w:tc>
+          <w:tcPr>
+            <w:tcW w:type="dxa" w:w="3324"/>
+          </w:tcPr>
+          <w:p>
+            <w:pPr>
+              <w:spacing w:after="20"/>
+            </w:pPr>
+            <w:r>
+              <w:rPr>
+                <w:sz w:val="18"/>
+              </w:rPr>
+            </w:r>
+            <w:r>
+              <w:rPr>
+                <w:sz w:val="18"/>
+              </w:rPr>
+              <w:t>ШК-03-06</w:t>
+            </w:r>
+          </w:p>
+        </w:tc>
+        <w:tc>
+          <w:tcPr>
+            <w:tcW w:type="dxa" w:w="3324"/>
+          </w:tcPr>
+          <w:p>
+            <w:pPr>
+              <w:spacing w:after="20"/>
+            </w:pPr>
+            <w:r>
+              <w:rPr>
+                <w:sz w:val="18"/>
+              </w:rPr>
+            </w:r>
+            <w:r>
+              <w:rPr>
+                <w:sz w:val="18"/>
+              </w:rPr>
+              <w:t>Веб-клиент и личный кабинет</w:t>
+            </w:r>
+          </w:p>
+        </w:tc>
+        <w:tc>
+          <w:tcPr>
+            <w:tcW w:type="dxa" w:w="3324"/>
+          </w:tcPr>
+          <w:p>
+            <w:pPr>
+              <w:spacing w:after="20"/>
+            </w:pPr>
+            <w:r>
+              <w:rPr>
+                <w:sz w:val="18"/>
+              </w:rPr>
+            </w:r>
+            <w:r>
+              <w:rPr>
+                <w:rFonts w:ascii="Consolas" w:hAnsi="Consolas"/>
+                <w:sz w:val="18"/>
+              </w:rPr>
+              <w:t>03-architecture/06-web-client.md</w:t>
             </w:r>
           </w:p>
         </w:tc>
@@ -2395,6 +2461,138 @@
               <w:rPr>
                 <w:sz w:val="18"/>
               </w:rPr>
+              <w:t>ШК-10-10</w:t>
+            </w:r>
+          </w:p>
+        </w:tc>
+        <w:tc>
+          <w:tcPr>
+            <w:tcW w:type="dxa" w:w="3324"/>
+          </w:tcPr>
+          <w:p>
+            <w:pPr>
+              <w:spacing w:after="20"/>
+            </w:pPr>
+            <w:r>
+              <w:rPr>
+                <w:sz w:val="18"/>
+              </w:rPr>
+            </w:r>
+            <w:r>
+              <w:rPr>
+                <w:sz w:val="18"/>
+              </w:rPr>
+              <w:t>Отчёт о тестировании групп, прав и сервисов</w:t>
+            </w:r>
+          </w:p>
+        </w:tc>
+        <w:tc>
+          <w:tcPr>
+            <w:tcW w:type="dxa" w:w="3324"/>
+          </w:tcPr>
+          <w:p>
+            <w:pPr>
+              <w:spacing w:after="20"/>
+            </w:pPr>
+            <w:r>
+              <w:rPr>
+                <w:sz w:val="18"/>
+              </w:rPr>
+            </w:r>
+            <w:r>
+              <w:rPr>
+                <w:rFonts w:ascii="Consolas" w:hAnsi="Consolas"/>
+                <w:sz w:val="18"/>
+              </w:rPr>
+              <w:t>10-reporting/10-otchet-o-testirovanii-groups-services.md</w:t>
+            </w:r>
+          </w:p>
+        </w:tc>
+      </w:tr>
+      <w:tr>
+        <w:tc>
+          <w:tcPr>
+            <w:tcW w:type="dxa" w:w="3324"/>
+          </w:tcPr>
+          <w:p>
+            <w:pPr>
+              <w:spacing w:after="20"/>
+            </w:pPr>
+            <w:r>
+              <w:rPr>
+                <w:sz w:val="18"/>
+              </w:rPr>
+            </w:r>
+            <w:r>
+              <w:rPr>
+                <w:sz w:val="18"/>
+              </w:rPr>
+              <w:t>ШК-10-11</w:t>
+            </w:r>
+          </w:p>
+        </w:tc>
+        <w:tc>
+          <w:tcPr>
+            <w:tcW w:type="dxa" w:w="3324"/>
+          </w:tcPr>
+          <w:p>
+            <w:pPr>
+              <w:spacing w:after="20"/>
+            </w:pPr>
+            <w:r>
+              <w:rPr>
+                <w:sz w:val="18"/>
+              </w:rPr>
+            </w:r>
+            <w:r>
+              <w:rPr>
+                <w:sz w:val="18"/>
+              </w:rPr>
+              <w:t>Отчёт о тестировании веб-клиента</w:t>
+            </w:r>
+          </w:p>
+        </w:tc>
+        <w:tc>
+          <w:tcPr>
+            <w:tcW w:type="dxa" w:w="3324"/>
+          </w:tcPr>
+          <w:p>
+            <w:pPr>
+              <w:spacing w:after="20"/>
+            </w:pPr>
+            <w:r>
+              <w:rPr>
+                <w:sz w:val="18"/>
+              </w:rPr>
+            </w:r>
+            <w:r>
+              <w:rPr>
+                <w:rFonts w:ascii="Consolas" w:hAnsi="Consolas"/>
+                <w:sz w:val="18"/>
+              </w:rPr>
+              <w:t>10-reporting/11-otchet-o-testirovanii-web-klienta.md</w:t>
+            </w:r>
+          </w:p>
+        </w:tc>
+      </w:tr>
+      <w:tr>
+        <w:tc>
+          <w:tcPr>
+            <w:tcW w:type="dxa" w:w="3324"/>
+          </w:tcPr>
+          <w:p>
+            <w:pPr>
+              <w:spacing w:after="20"/>
+            </w:pPr>
+            <w:r>
+              <w:rPr>
+                <w:sz w:val="18"/>
+              </w:rPr>
+            </w:r>
+            <w:r>
+              <w:rPr>
+                <w:sz w:val="18"/>
+              </w:rPr>
               <w:t>ШК-11-01</w:t>
             </w:r>
           </w:p>
@@ -2456,7 +2654,7 @@
           <w:rFonts w:ascii="Consolas" w:hAnsi="Consolas"/>
           <w:sz w:val="18"/>
         </w:rPr>
-        <w:t>word/ЕООП_Школьник_Полный_пакет_документации_v0.6.docx</w:t>
+        <w:t>word/ЕООП_Школьник_Полный_пакет_документации_v0.7.docx</w:t>
       </w:r>
       <w:r>
         <w:t>.</w:t>
@@ -2601,7 +2799,7 @@
       <w:jc w:val="center"/>
     </w:pPr>
     <w:r>
-      <w:t xml:space="preserve">ЕООП «Школьник» · 0.6 · </w:t>
+      <w:t xml:space="preserve">ЕООП «Школьник» · 0.7 · </w:t>
     </w:r>
     <w:r>
       <w:fldChar w:fldCharType="begin"/>

--- a/docs/word/README.docx
+++ b/docs/word/README.docx
@@ -63,7 +63,7 @@
           </w:tcPr>
           <w:p>
             <w:r>
-              <w:t>0.7</w:t>
+              <w:t>0.7.1</w:t>
             </w:r>
           </w:p>
         </w:tc>
@@ -229,7 +229,7 @@
         <w:t>Версия пакета:</w:t>
       </w:r>
       <w:r>
-        <w:t xml:space="preserve"> 0.7 (рабочая документация этапа 2)</w:t>
+        <w:t xml:space="preserve"> 0.7.1 (рабочая документация этапа 2; пилот на новом профиле Alwaysdata)</w:t>
       </w:r>
     </w:p>
     <w:p>
@@ -2654,7 +2654,7 @@
           <w:rFonts w:ascii="Consolas" w:hAnsi="Consolas"/>
           <w:sz w:val="18"/>
         </w:rPr>
-        <w:t>word/ЕООП_Школьник_Полный_пакет_документации_v0.7.docx</w:t>
+        <w:t>word/ЕООП_Школьник_Полный_пакет_документации_v0.7.1.docx</w:t>
       </w:r>
       <w:r>
         <w:t>.</w:t>
@@ -2682,7 +2682,7 @@
         <w:t>_v0.3</w:t>
       </w:r>
       <w:r>
-        <w:t xml:space="preserve"> и </w:t>
+        <w:t xml:space="preserve">, </w:t>
       </w:r>
       <w:r>
         <w:rPr>
@@ -2692,12 +2692,22 @@
         <w:t>_v0.4</w:t>
       </w:r>
       <w:r>
-        <w:t xml:space="preserve"> оставлены как предыдущие</w:t>
+        <w:t xml:space="preserve"> и </w:t>
+      </w:r>
+      <w:r>
+        <w:rPr>
+          <w:rFonts w:ascii="Consolas" w:hAnsi="Consolas"/>
+          <w:sz w:val="18"/>
+        </w:rPr>
+        <w:t>_v0.7</w:t>
+      </w:r>
+      <w:r>
+        <w:t xml:space="preserve"> оставлены как</w:t>
       </w:r>
     </w:p>
     <w:p>
       <w:r>
-        <w:t>версии; после закрытия их можно заменить актуальным.</w:t>
+        <w:t>предыдущие версии; после закрытия их можно заменить актуальным.</w:t>
       </w:r>
     </w:p>
     <w:p>
@@ -2799,7 +2809,7 @@
       <w:jc w:val="center"/>
     </w:pPr>
     <w:r>
-      <w:t xml:space="preserve">ЕООП «Школьник» · 0.7 · </w:t>
+      <w:t xml:space="preserve">ЕООП «Школьник» · 0.7.1 · </w:t>
     </w:r>
     <w:r>
       <w:fldChar w:fldCharType="begin"/>

--- a/docs/word/README.docx
+++ b/docs/word/README.docx
@@ -63,7 +63,7 @@
           </w:tcPr>
           <w:p>
             <w:r>
-              <w:t>0.7.1</w:t>
+              <w:t>0.7.2</w:t>
             </w:r>
           </w:p>
         </w:tc>
@@ -229,7 +229,7 @@
         <w:t>Версия пакета:</w:t>
       </w:r>
       <w:r>
-        <w:t xml:space="preserve"> 0.7.1 (рабочая документация этапа 2; пилот на новом профиле Alwaysdata)</w:t>
+        <w:t xml:space="preserve"> 0.7.2 (рабочая документация этапа 2; пилот на новом профиле Alwaysdata, проверки доступа в доменах)</w:t>
       </w:r>
     </w:p>
     <w:p>
@@ -2654,7 +2654,7 @@
           <w:rFonts w:ascii="Consolas" w:hAnsi="Consolas"/>
           <w:sz w:val="18"/>
         </w:rPr>
-        <w:t>word/ЕООП_Школьник_Полный_пакет_документации_v0.7.1.docx</w:t>
+        <w:t>word/ЕООП_Школьник_Полный_пакет_документации_v0.7.2.docx</w:t>
       </w:r>
       <w:r>
         <w:t>.</w:t>
@@ -2692,7 +2692,7 @@
         <w:t>_v0.4</w:t>
       </w:r>
       <w:r>
-        <w:t xml:space="preserve"> и </w:t>
+        <w:t xml:space="preserve">, </w:t>
       </w:r>
       <w:r>
         <w:rPr>
@@ -2702,12 +2702,19 @@
         <w:t>_v0.7</w:t>
       </w:r>
       <w:r>
-        <w:t xml:space="preserve"> оставлены как</w:t>
+        <w:t xml:space="preserve"> и </w:t>
+      </w:r>
+      <w:r>
+        <w:rPr>
+          <w:rFonts w:ascii="Consolas" w:hAnsi="Consolas"/>
+          <w:sz w:val="18"/>
+        </w:rPr>
+        <w:t>_v0.7.1</w:t>
       </w:r>
     </w:p>
     <w:p>
       <w:r>
-        <w:t>предыдущие версии; после закрытия их можно заменить актуальным.</w:t>
+        <w:t>оставлены как предыдущие версии; после закрытия их можно заменить актуальным.</w:t>
       </w:r>
     </w:p>
     <w:p>
@@ -2809,7 +2816,7 @@
       <w:jc w:val="center"/>
     </w:pPr>
     <w:r>
-      <w:t xml:space="preserve">ЕООП «Школьник» · 0.7.1 · </w:t>
+      <w:t xml:space="preserve">ЕООП «Школьник» · 0.7.2 · </w:t>
     </w:r>
     <w:r>
       <w:fldChar w:fldCharType="begin"/>

--- a/docs/word/README.docx
+++ b/docs/word/README.docx
@@ -63,7 +63,7 @@
           </w:tcPr>
           <w:p>
             <w:r>
-              <w:t>0.7.2</w:t>
+              <w:t>0.7.3</w:t>
             </w:r>
           </w:p>
         </w:tc>
@@ -229,7 +229,7 @@
         <w:t>Версия пакета:</w:t>
       </w:r>
       <w:r>
-        <w:t xml:space="preserve"> 0.7.2 (рабочая документация этапа 2; пилот на новом профиле Alwaysdata, проверки доступа в доменах)</w:t>
+        <w:t xml:space="preserve"> 0.7.3 (рабочая документация этапа 2; пилот на новом профиле Alwaysdata, проверки доступа в доменах)</w:t>
       </w:r>
     </w:p>
     <w:p>
@@ -2654,7 +2654,7 @@
           <w:rFonts w:ascii="Consolas" w:hAnsi="Consolas"/>
           <w:sz w:val="18"/>
         </w:rPr>
-        <w:t>word/ЕООП_Школьник_Полный_пакет_документации_v0.7.2.docx</w:t>
+        <w:t>word/ЕООП_Школьник_Полный_пакет_документации_v0.7.3.docx</w:t>
       </w:r>
       <w:r>
         <w:t>.</w:t>
@@ -2702,7 +2702,7 @@
         <w:t>_v0.7</w:t>
       </w:r>
       <w:r>
-        <w:t xml:space="preserve"> и </w:t>
+        <w:t xml:space="preserve">, </w:t>
       </w:r>
       <w:r>
         <w:rPr>
@@ -2714,7 +2714,22 @@
     </w:p>
     <w:p>
       <w:r>
-        <w:t>оставлены как предыдущие версии; после закрытия их можно заменить актуальным.</w:t>
+        <w:t xml:space="preserve">и </w:t>
+      </w:r>
+      <w:r>
+        <w:rPr>
+          <w:rFonts w:ascii="Consolas" w:hAnsi="Consolas"/>
+          <w:sz w:val="18"/>
+        </w:rPr>
+        <w:t>_v0.7.2</w:t>
+      </w:r>
+      <w:r>
+        <w:t xml:space="preserve"> оставлены как предыдущие версии; после закрытия их можно заменить</w:t>
+      </w:r>
+    </w:p>
+    <w:p>
+      <w:r>
+        <w:t>актуальным.</w:t>
       </w:r>
     </w:p>
     <w:p>
@@ -2816,7 +2831,7 @@
       <w:jc w:val="center"/>
     </w:pPr>
     <w:r>
-      <w:t xml:space="preserve">ЕООП «Школьник» · 0.7.2 · </w:t>
+      <w:t xml:space="preserve">ЕООП «Школьник» · 0.7.3 · </w:t>
     </w:r>
     <w:r>
       <w:fldChar w:fldCharType="begin"/>
